--- a/Hidden Markov Models/Two Spies.docx
+++ b/Hidden Markov Models/Two Spies.docx
@@ -239,7 +239,13 @@
     <w:p/>
     <w:p>
       <w:r>
-        <w:t xml:space="preserve">Discussion Question: </w:t>
+        <w:t>Discussion Question</w:t>
+      </w:r>
+      <w:r>
+        <w:t>s</w:t>
+      </w:r>
+      <w:r>
+        <w:t xml:space="preserve">: </w:t>
       </w:r>
     </w:p>
     <w:p>
@@ -287,13 +293,7 @@
         </w:numPr>
       </w:pPr>
       <w:r>
-        <w:t>Was i</w:t>
-      </w:r>
-      <w:r>
-        <w:t>t</w:t>
-      </w:r>
-      <w:r>
-        <w:t xml:space="preserve"> frustrating to have only stochastic moves?</w:t>
+        <w:t>Was it frustrating to have only stochastic moves?</w:t>
       </w:r>
     </w:p>
     <w:p>
